--- a/assets/cv/CV.docx
+++ b/assets/cv/CV.docx
@@ -686,46 +686,15 @@
         <w:ind w:left="0" w:firstLine="0"/>
       </w:pPr>
       <w:r>
-        <w:rPr>
-          <w:color w:val="000080"/>
-        </w:rPr>
         <w:t xml:space="preserve">Dates  </w:t>
-      </w:r>
-      <w:r>
-        <w:rPr>
-          <w:color w:val="000080"/>
-        </w:rPr>
         <w:tab/>
         <w:t xml:space="preserve"> </w:t>
-      </w:r>
-      <w:r>
-        <w:rPr>
-          <w:color w:val="000080"/>
-        </w:rPr>
         <w:tab/>
         <w:t xml:space="preserve"> </w:t>
-      </w:r>
-      <w:r>
-        <w:rPr>
-          <w:color w:val="000080"/>
-        </w:rPr>
         <w:tab/>
         <w:t xml:space="preserve"> </w:t>
-      </w:r>
-      <w:r>
-        <w:rPr>
-          <w:color w:val="000080"/>
-        </w:rPr>
         <w:tab/>
-      </w:r>
-      <w:r>
-        <w:t xml:space="preserve">: 2014~ 2016 (Not Finished Thesis) </w:t>
-      </w:r>
-      <w:r>
-        <w:rPr>
-          <w:color w:val="000080"/>
-        </w:rPr>
-        <w:t xml:space="preserve"> </w:t>
+        <w:t>: 2014 ~ 2016</w:t>
       </w:r>
     </w:p>
     <w:p>
@@ -759,19 +728,7 @@
     </w:p>
     <w:p>
       <w:r>
-        <w:rPr>
-          <w:color w:val="000080"/>
-        </w:rPr>
-        <w:t xml:space="preserve">Title of qualification awarded            </w:t>
-      </w:r>
-      <w:r>
-        <w:t>: Master of Computer Technology (M.C.Tech)</w:t>
-      </w:r>
-      <w:r>
-        <w:rPr>
-          <w:color w:val="000080"/>
-        </w:rPr>
-        <w:t xml:space="preserve"> </w:t>
+        <w:t>Title of qualification awarded            : Master of Computer Technology (Coursework completed, Thesis not completed)</w:t>
       </w:r>
     </w:p>
     <w:p>
